--- a/public/sample-templates/acknowledgement.docx
+++ b/public/sample-templates/acknowledgement.docx
@@ -54,19 +54,7 @@
     <w:p>
       <w:pPr>
         <w:spacing w:after="160" w:line="300"/>
-      </w:pPr>
-      <w:r>
-        <w:rPr>
-          <w:rFonts w:ascii="Calibri" w:cs="Calibri" w:eastAsia="Calibri" w:hAnsi="Calibri"/>
-          <w:sz w:val="22"/>
-          <w:szCs w:val="22"/>
-        </w:rPr>
-        <w:t xml:space="preserve">{{today}}</w:t>
-      </w:r>
-    </w:p>
-    <w:p>
-      <w:pPr>
-        <w:spacing w:after="0"/>
+        <w:jc w:val="right"/>
       </w:pPr>
       <w:r>
         <w:rPr>
@@ -76,12 +64,51 @@
           <w:sz w:val="22"/>
           <w:szCs w:val="22"/>
         </w:rPr>
-        <w:t xml:space="preserve">{{client_name}}</w:t>
-      </w:r>
-    </w:p>
-    <w:p>
-      <w:pPr>
-        <w:spacing w:after="0"/>
+        <w:t xml:space="preserve">{{#company_rc_number}}RC {{company_rc_number}}{{/company_rc_number}}</w:t>
+      </w:r>
+    </w:p>
+    <w:p>
+      <w:pPr>
+        <w:spacing w:after="160" w:line="300"/>
+      </w:pPr>
+      <w:r>
+        <w:rPr>
+          <w:rFonts w:ascii="Calibri" w:cs="Calibri" w:eastAsia="Calibri" w:hAnsi="Calibri"/>
+          <w:sz w:val="22"/>
+          <w:szCs w:val="22"/>
+        </w:rPr>
+        <w:t xml:space="preserve">{{today}}</w:t>
+      </w:r>
+    </w:p>
+    <w:p>
+      <w:pPr>
+        <w:spacing w:after="60"/>
+      </w:pPr>
+      <w:r>
+        <w:rPr>
+          <w:rFonts w:ascii="Calibri" w:cs="Calibri" w:eastAsia="Calibri" w:hAnsi="Calibri"/>
+          <w:sz w:val="22"/>
+          <w:szCs w:val="22"/>
+        </w:rPr>
+        <w:t xml:space="preserve">To:</w:t>
+      </w:r>
+    </w:p>
+    <w:p>
+      <w:pPr>
+        <w:spacing w:after="60"/>
+      </w:pPr>
+      <w:r>
+        <w:rPr>
+          <w:rFonts w:ascii="Calibri" w:cs="Calibri" w:eastAsia="Calibri" w:hAnsi="Calibri"/>
+          <w:sz w:val="22"/>
+          <w:szCs w:val="22"/>
+        </w:rPr>
+        <w:t xml:space="preserve">{{client_name_full}}</w:t>
+      </w:r>
+    </w:p>
+    <w:p>
+      <w:pPr>
+        <w:spacing w:after="280"/>
       </w:pPr>
       <w:r>
         <w:rPr>
@@ -94,20 +121,8 @@
     </w:p>
     <w:p>
       <w:pPr>
-        <w:spacing w:after="280"/>
-      </w:pPr>
-      <w:r>
-        <w:rPr>
-          <w:rFonts w:ascii="Calibri" w:cs="Calibri" w:eastAsia="Calibri" w:hAnsi="Calibri"/>
-          <w:sz w:val="22"/>
-          <w:szCs w:val="22"/>
-        </w:rPr>
-        <w:t xml:space="preserve">Client number: {{client_number}}</w:t>
-      </w:r>
-    </w:p>
-    <w:p>
-      <w:pPr>
-        <w:spacing w:after="160" w:line="300"/>
+        <w:spacing w:after="240"/>
+        <w:jc w:val="center"/>
       </w:pPr>
       <w:r>
         <w:rPr>
@@ -116,8 +131,9 @@
           <w:bCs/>
           <w:sz w:val="22"/>
           <w:szCs w:val="22"/>
-        </w:rPr>
-        <w:t xml:space="preserve">LETTER OF ACKNOWLEDGEMENT: {{property_name}}</w:t>
+          <w:u w:val="single"/>
+        </w:rPr>
+        <w:t xml:space="preserve">ACKNOWLEDGEMENT LETTER</w:t>
       </w:r>
     </w:p>
     <w:p>
@@ -130,7 +146,7 @@
           <w:sz w:val="22"/>
           <w:szCs w:val="22"/>
         </w:rPr>
-        <w:t xml:space="preserve">Dear {{client_name}},</w:t>
+        <w:t xml:space="preserve">We are glad to acknowledge the receipt of payment for {{units}} {{unit_label}}{{#total_size_sqm}} ({{total_size_sqm}}sqm){{/total_size_sqm}} in {{property_name}}, {{property_location}}. The amount received, {{payment_status}}, is {{amount_paid_words}} ({{amount_paid}}), paid on {{payment_date}} towards the total price of {{total_price_words}} ({{total_price}}) on the {{plan_name}} plan.</w:t>
       </w:r>
     </w:p>
     <w:p>
@@ -143,7 +159,7 @@
           <w:sz w:val="22"/>
           <w:szCs w:val="22"/>
         </w:rPr>
-        <w:t xml:space="preserve">We acknowledge with thanks your subscription to {{units}} {{unit_label}} at {{property_name}}, {{property_location}}, under the {{plan_name}} payment plan.</w:t>
+        <w:t xml:space="preserve">{{#client_number}}Your client number is {{client_number}}. Please quote it on every payment and in all correspondence.{{/client_number}}{{^client_number}}Your client number will be sent to you once your payment is confirmed.{{/client_number}}</w:t>
       </w:r>
     </w:p>
     <w:p>
@@ -156,7 +172,7 @@
           <w:sz w:val="22"/>
           <w:szCs w:val="22"/>
         </w:rPr>
-        <w:t xml:space="preserve">We confirm receipt of {{amount_paid}} ({{amount_paid_words}}) paid on {{payment_date}}, receipt number {{receipt_number}}. The total price of your purchase is {{total_price}}, and your outstanding balance is {{balance}}.</w:t>
+        <w:t xml:space="preserve">We look forward to a lasting relationship with you as you take this step towards a limitless opportunity.</w:t>
       </w:r>
     </w:p>
     <w:p>
@@ -169,7 +185,20 @@
           <w:sz w:val="22"/>
           <w:szCs w:val="22"/>
         </w:rPr>
-        <w:t xml:space="preserve">Your client number is {{client_number}}. Please quote it in all correspondence and on every subsequent payment.</w:t>
+        <w:t xml:space="preserve">Thank you!</w:t>
+      </w:r>
+    </w:p>
+    <w:p>
+      <w:pPr>
+        <w:spacing w:after="60" w:before="240"/>
+      </w:pPr>
+      <w:r>
+        <w:rPr>
+          <w:rFonts w:ascii="Calibri" w:cs="Calibri" w:eastAsia="Calibri" w:hAnsi="Calibri"/>
+          <w:sz w:val="22"/>
+          <w:szCs w:val="22"/>
+        </w:rPr>
+        <w:t xml:space="preserve">Sincerely,</w:t>
       </w:r>
     </w:p>
     <w:p>
@@ -179,118 +208,14 @@
       <w:r>
         <w:rPr>
           <w:rFonts w:ascii="Calibri" w:cs="Calibri" w:eastAsia="Calibri" w:hAnsi="Calibri"/>
-          <w:sz w:val="22"/>
-          <w:szCs w:val="22"/>
-        </w:rPr>
-        <w:t xml:space="preserve">Thank you for choosing {{company_name}}. We look forward to a lasting relationship.</w:t>
-      </w:r>
-    </w:p>
-    <w:p>
-      <w:pPr>
-        <w:spacing w:after="160" w:line="300"/>
-      </w:pPr>
-      <w:r>
-        <w:rPr>
-          <w:rFonts w:ascii="Calibri" w:cs="Calibri" w:eastAsia="Calibri" w:hAnsi="Calibri"/>
-          <w:sz w:val="22"/>
-          <w:szCs w:val="22"/>
-        </w:rPr>
-        <w:t xml:space="preserve">Yours faithfully,</w:t>
-      </w:r>
-    </w:p>
-    <w:tbl>
-      <w:tblPr>
-        <w:tblW w:type="pct" w:w="5000"/>
-        <w:tblBorders>
-          <w:top w:val="single" w:color="auto" w:sz="4"/>
-          <w:left w:val="single" w:color="auto" w:sz="4"/>
-          <w:bottom w:val="single" w:color="auto" w:sz="4"/>
-          <w:right w:val="single" w:color="auto" w:sz="4"/>
-          <w:insideH w:val="single" w:color="auto" w:sz="4"/>
-          <w:insideV w:val="single" w:color="auto" w:sz="4"/>
-        </w:tblBorders>
-      </w:tblPr>
-      <w:tblGrid>
-        <w:gridCol w:w="4853"/>
-        <w:gridCol w:w="4853"/>
-      </w:tblGrid>
-      <w:tr>
-        <w:tc>
-          <w:tcPr>
-            <w:tcW w:type="pct" w:w="2500"/>
-            <w:tcBorders>
-              <w:top w:val="none"/>
-              <w:left w:val="none"/>
-              <w:bottom w:val="none"/>
-              <w:right w:val="none"/>
-            </w:tcBorders>
-          </w:tcPr>
-          <w:p>
-            <w:pPr>
-              <w:spacing w:after="0" w:before="600"/>
-            </w:pPr>
-            <w:r>
-              <w:rPr>
-                <w:rFonts w:ascii="Calibri" w:cs="Calibri" w:eastAsia="Calibri" w:hAnsi="Calibri"/>
-                <w:sz w:val="22"/>
-                <w:szCs w:val="22"/>
-              </w:rPr>
-              <w:t xml:space="preserve"> </w:t>
-            </w:r>
-          </w:p>
-          <w:p>
-            <w:pPr>
-              <w:spacing w:after="40"/>
-            </w:pPr>
-            <w:r>
-              <w:rPr>
-                <w:rFonts w:ascii="Calibri" w:cs="Calibri" w:eastAsia="Calibri" w:hAnsi="Calibri"/>
-                <w:sz w:val="22"/>
-                <w:szCs w:val="22"/>
-              </w:rPr>
-              <w:t xml:space="preserve">______________________________</w:t>
-            </w:r>
-          </w:p>
-          <w:p>
-            <w:pPr>
-              <w:spacing w:after="160" w:line="300"/>
-            </w:pPr>
-            <w:r>
-              <w:rPr>
-                <w:rFonts w:ascii="Calibri" w:cs="Calibri" w:eastAsia="Calibri" w:hAnsi="Calibri"/>
-                <w:sz w:val="22"/>
-                <w:szCs w:val="22"/>
-              </w:rPr>
-              <w:t xml:space="preserve">For: {{company_name}}</w:t>
-            </w:r>
-          </w:p>
-        </w:tc>
-        <w:tc>
-          <w:tcPr>
-            <w:tcW w:type="pct" w:w="2500"/>
-            <w:tcBorders>
-              <w:top w:val="none"/>
-              <w:left w:val="none"/>
-              <w:bottom w:val="none"/>
-              <w:right w:val="none"/>
-            </w:tcBorders>
-          </w:tcPr>
-          <w:p>
-            <w:pPr>
-              <w:spacing w:after="160" w:line="300"/>
-            </w:pPr>
-            <w:r>
-              <w:rPr>
-                <w:rFonts w:ascii="Calibri" w:cs="Calibri" w:eastAsia="Calibri" w:hAnsi="Calibri"/>
-                <w:sz w:val="22"/>
-                <w:szCs w:val="22"/>
-              </w:rPr>
-              <w:t xml:space="preserve"> </w:t>
-            </w:r>
-          </w:p>
-        </w:tc>
-      </w:tr>
-    </w:tbl>
+          <w:b/>
+          <w:bCs/>
+          <w:sz w:val="22"/>
+          <w:szCs w:val="22"/>
+        </w:rPr>
+        <w:t xml:space="preserve">Management, {{company_name}}</w:t>
+      </w:r>
+    </w:p>
     <w:p>
       <w:pPr>
         <w:spacing w:before="400"/>
